--- a/04_Comax/Comax_Sujet_02_TEC.docx
+++ b/04_Comax/Comax_Sujet_02_TEC.docx
@@ -4109,14 +4109,14 @@
               <w:ind w:left="113" w:right="113"/>
               <w:jc w:val="center"/>
               <w:rPr>
-                <w:rFonts w:ascii="Tw Cen MT" w:eastAsia="Calibri" w:hAnsi="Tw Cen MT" w:cs="Times New Roman"/>
+                <w:rFonts w:ascii="Tw Cen MT" w:hAnsi="Tw Cen MT"/>
                 <w:b/>
                 <w:lang w:eastAsia="fr-FR"/>
               </w:rPr>
             </w:pPr>
             <w:r>
               <w:rPr>
-                <w:rFonts w:ascii="Tw Cen MT" w:eastAsia="Calibri" w:hAnsi="Tw Cen MT" w:cs="Times New Roman"/>
+                <w:rFonts w:ascii="Tw Cen MT" w:hAnsi="Tw Cen MT"/>
                 <w:b/>
                 <w:lang w:eastAsia="fr-FR"/>
               </w:rPr>
@@ -4141,7 +4141,7 @@
             <w:pPr>
               <w:jc w:val="left"/>
               <w:rPr>
-                <w:rFonts w:ascii="Tw Cen MT" w:eastAsia="Calibri" w:hAnsi="Tw Cen MT" w:cs="Times New Roman"/>
+                <w:rFonts w:ascii="Tw Cen MT" w:hAnsi="Tw Cen MT"/>
                 <w:b/>
                 <w:bCs/>
                 <w:sz w:val="22"/>
@@ -4150,7 +4150,7 @@
             </w:pPr>
             <w:r>
               <w:rPr>
-                <w:rFonts w:ascii="Tw Cen MT" w:eastAsia="Calibri" w:hAnsi="Tw Cen MT" w:cs="Times New Roman"/>
+                <w:rFonts w:ascii="Tw Cen MT" w:hAnsi="Tw Cen MT"/>
                 <w:b/>
                 <w:bCs/>
                 <w:sz w:val="22"/>
@@ -4161,85 +4161,162 @@
           </w:p>
           <w:p>
             <w:pPr>
+              <w:pStyle w:val="Paragraphedeliste"/>
               <w:numPr>
                 <w:ilvl w:val="0"/>
                 <w:numId w:val="42"/>
               </w:numPr>
-              <w:contextualSpacing/>
               <w:jc w:val="left"/>
-              <w:rPr>
-                <w:rFonts w:ascii="Calibri" w:eastAsia="Calibri" w:hAnsi="Calibri" w:cs="Times New Roman"/>
-              </w:rPr>
-            </w:pPr>
-            <w:r>
-              <w:rPr>
-                <w:rFonts w:ascii="Calibri" w:eastAsia="Calibri" w:hAnsi="Calibri" w:cs="Times New Roman"/>
-              </w:rPr>
+            </w:pPr>
+            <w:r>
               <w:t xml:space="preserve">Proposer une modélisation du </w:t>
             </w:r>
             <w:proofErr w:type="spellStart"/>
             <w:r>
-              <w:rPr>
-                <w:rFonts w:ascii="Calibri" w:eastAsia="Calibri" w:hAnsi="Calibri" w:cs="Times New Roman"/>
-              </w:rPr>
               <w:t>CoMAX</w:t>
             </w:r>
             <w:proofErr w:type="spellEnd"/>
             <w:r>
-              <w:rPr>
-                <w:rFonts w:ascii="Calibri" w:eastAsia="Calibri" w:hAnsi="Calibri" w:cs="Times New Roman"/>
-              </w:rPr>
               <w:t xml:space="preserve"> (schéma cinématique paramétré et/ou graphe de liaisons).</w:t>
             </w:r>
           </w:p>
           <w:p>
             <w:pPr>
+              <w:pStyle w:val="Paragraphedeliste"/>
               <w:numPr>
                 <w:ilvl w:val="0"/>
                 <w:numId w:val="42"/>
               </w:numPr>
-              <w:contextualSpacing/>
               <w:jc w:val="left"/>
-              <w:rPr>
-                <w:rFonts w:ascii="Calibri" w:eastAsia="Calibri" w:hAnsi="Calibri" w:cs="Times New Roman"/>
-              </w:rPr>
-            </w:pPr>
-            <w:r>
-              <w:rPr>
-                <w:rFonts w:ascii="Calibri" w:eastAsia="Calibri" w:hAnsi="Calibri" w:cs="Times New Roman"/>
-              </w:rPr>
+            </w:pPr>
+            <w:r>
               <w:t xml:space="preserve">Faire un bilan exhaustif des puissances intérieures. </w:t>
             </w:r>
           </w:p>
           <w:p>
             <w:pPr>
+              <w:pStyle w:val="Paragraphedeliste"/>
               <w:numPr>
                 <w:ilvl w:val="0"/>
                 <w:numId w:val="42"/>
               </w:numPr>
-              <w:contextualSpacing/>
               <w:jc w:val="left"/>
-              <w:rPr>
-                <w:rFonts w:ascii="Calibri" w:eastAsia="Calibri" w:hAnsi="Calibri" w:cs="Times New Roman"/>
-              </w:rPr>
-            </w:pPr>
-            <w:r>
-              <w:rPr>
-                <w:rFonts w:ascii="Calibri" w:eastAsia="Calibri" w:hAnsi="Calibri" w:cs="Times New Roman"/>
-              </w:rPr>
+            </w:pPr>
+            <w:r>
               <w:t>Faire un bilan exhaustif des puissances extérieures.</w:t>
             </w:r>
           </w:p>
         </w:tc>
       </w:tr>
     </w:tbl>
+    <w:p/>
     <w:p>
       <w:pPr>
         <w:rPr>
-          <w:rFonts w:ascii="Calibri" w:eastAsia="Calibri" w:hAnsi="Calibri" w:cs="Times New Roman"/>
+          <w:rFonts w:eastAsiaTheme="minorEastAsia"/>
         </w:rPr>
       </w:pPr>
+      <w:r>
+        <w:t xml:space="preserve">On note </w:t>
+      </w:r>
+      <m:oMath>
+        <m:r>
+          <w:rPr>
+            <w:rFonts w:ascii="Cambria Math" w:hAnsi="Cambria Math"/>
+          </w:rPr>
+          <m:t>z</m:t>
+        </m:r>
+        <m:d>
+          <m:dPr>
+            <m:ctrlPr>
+              <w:rPr>
+                <w:rFonts w:ascii="Cambria Math" w:hAnsi="Cambria Math"/>
+                <w:i/>
+              </w:rPr>
+            </m:ctrlPr>
+          </m:dPr>
+          <m:e>
+            <m:r>
+              <w:rPr>
+                <w:rFonts w:ascii="Cambria Math" w:hAnsi="Cambria Math"/>
+              </w:rPr>
+              <m:t>t</m:t>
+            </m:r>
+          </m:e>
+        </m:d>
+        <m:r>
+          <w:rPr>
+            <w:rFonts w:ascii="Cambria Math" w:hAnsi="Cambria Math"/>
+          </w:rPr>
+          <m:t>=0,001×</m:t>
+        </m:r>
+        <m:sSub>
+          <m:sSubPr>
+            <m:ctrlPr>
+              <w:rPr>
+                <w:rFonts w:ascii="Cambria Math" w:hAnsi="Cambria Math"/>
+                <w:i/>
+              </w:rPr>
+            </m:ctrlPr>
+          </m:sSubPr>
+          <m:e>
+            <m:r>
+              <w:rPr>
+                <w:rFonts w:ascii="Cambria Math" w:hAnsi="Cambria Math"/>
+              </w:rPr>
+              <m:t>θ</m:t>
+            </m:r>
+          </m:e>
+          <m:sub>
+            <m:r>
+              <w:rPr>
+                <w:rFonts w:ascii="Cambria Math" w:hAnsi="Cambria Math"/>
+              </w:rPr>
+              <m:t>m</m:t>
+            </m:r>
+          </m:sub>
+        </m:sSub>
+        <m:d>
+          <m:dPr>
+            <m:ctrlPr>
+              <w:rPr>
+                <w:rFonts w:ascii="Cambria Math" w:hAnsi="Cambria Math"/>
+                <w:i/>
+              </w:rPr>
+            </m:ctrlPr>
+          </m:dPr>
+          <m:e>
+            <m:r>
+              <w:rPr>
+                <w:rFonts w:ascii="Cambria Math" w:hAnsi="Cambria Math"/>
+              </w:rPr>
+              <m:t>t</m:t>
+            </m:r>
+          </m:e>
+        </m:d>
+      </m:oMath>
+      <w:r>
+        <w:rPr>
+          <w:rFonts w:eastAsiaTheme="minorEastAsia"/>
+        </w:rPr>
+        <w:t xml:space="preserve"> la relation entre la hauteur du bras (en m)</w:t>
+      </w:r>
+      <w:r>
+        <w:t xml:space="preserve"> et </w:t>
+      </w:r>
+      <w:r>
+        <w:rPr>
+          <w:rFonts w:eastAsiaTheme="minorEastAsia"/>
+        </w:rPr>
+        <w:t>l’angle moteur (en radian).</w:t>
+      </w:r>
     </w:p>
+    <w:p>
+      <w:r>
+        <w:t xml:space="preserve">On estime à 5,5 kg la masse de l’ensemble vertical mobile. </w:t>
+      </w:r>
+    </w:p>
+    <w:p/>
     <w:tbl>
       <w:tblPr>
         <w:tblStyle w:val="Grilledutableau"/>
@@ -4283,14 +4360,14 @@
               <w:ind w:left="113" w:right="113"/>
               <w:jc w:val="center"/>
               <w:rPr>
-                <w:rFonts w:ascii="Tw Cen MT" w:eastAsia="Calibri" w:hAnsi="Tw Cen MT" w:cs="Times New Roman"/>
+                <w:rFonts w:ascii="Tw Cen MT" w:hAnsi="Tw Cen MT"/>
                 <w:b/>
                 <w:lang w:eastAsia="fr-FR"/>
               </w:rPr>
             </w:pPr>
             <w:r>
               <w:rPr>
-                <w:rFonts w:ascii="Tw Cen MT" w:eastAsia="Calibri" w:hAnsi="Tw Cen MT" w:cs="Times New Roman"/>
+                <w:rFonts w:ascii="Tw Cen MT" w:hAnsi="Tw Cen MT"/>
                 <w:b/>
                 <w:lang w:eastAsia="fr-FR"/>
               </w:rPr>
@@ -4315,7 +4392,7 @@
             <w:pPr>
               <w:jc w:val="left"/>
               <w:rPr>
-                <w:rFonts w:ascii="Tw Cen MT" w:eastAsia="Calibri" w:hAnsi="Tw Cen MT" w:cs="Times New Roman"/>
+                <w:rFonts w:ascii="Tw Cen MT" w:hAnsi="Tw Cen MT"/>
                 <w:b/>
                 <w:bCs/>
                 <w:sz w:val="22"/>
@@ -4324,7 +4401,7 @@
             </w:pPr>
             <w:r>
               <w:rPr>
-                <w:rFonts w:ascii="Tw Cen MT" w:eastAsia="Calibri" w:hAnsi="Tw Cen MT" w:cs="Times New Roman"/>
+                <w:rFonts w:ascii="Tw Cen MT" w:hAnsi="Tw Cen MT"/>
                 <w:b/>
                 <w:bCs/>
                 <w:sz w:val="22"/>
@@ -4335,65 +4412,41 @@
           </w:p>
           <w:p>
             <w:pPr>
+              <w:pStyle w:val="Paragraphedeliste"/>
               <w:numPr>
                 <w:ilvl w:val="0"/>
                 <w:numId w:val="42"/>
               </w:numPr>
-              <w:contextualSpacing/>
-              <w:rPr>
-                <w:rFonts w:ascii="Calibri" w:eastAsia="Calibri" w:hAnsi="Calibri" w:cs="Times New Roman"/>
-              </w:rPr>
-            </w:pPr>
-            <w:r>
-              <w:rPr>
-                <w:rFonts w:ascii="Calibri" w:eastAsia="Calibri" w:hAnsi="Calibri" w:cs="Times New Roman"/>
-              </w:rPr>
+            </w:pPr>
+            <w:r>
               <w:t xml:space="preserve">Estimer l’énergie cinétique du </w:t>
             </w:r>
             <w:proofErr w:type="spellStart"/>
             <w:r>
-              <w:rPr>
-                <w:rFonts w:ascii="Calibri" w:eastAsia="Calibri" w:hAnsi="Calibri" w:cs="Times New Roman"/>
-              </w:rPr>
               <w:t>CoMAX</w:t>
             </w:r>
             <w:proofErr w:type="spellEnd"/>
             <w:r>
-              <w:rPr>
-                <w:rFonts w:ascii="Calibri" w:eastAsia="Calibri" w:hAnsi="Calibri" w:cs="Times New Roman"/>
-              </w:rPr>
               <w:t xml:space="preserve">. Justifier qu’on puisse ou qu’on ne puisse pas négliger certains composants dans cette étude. </w:t>
             </w:r>
           </w:p>
           <w:p>
             <w:pPr>
+              <w:pStyle w:val="Paragraphedeliste"/>
               <w:numPr>
                 <w:ilvl w:val="1"/>
                 <w:numId w:val="42"/>
               </w:numPr>
-              <w:contextualSpacing/>
               <w:jc w:val="left"/>
-              <w:rPr>
-                <w:rFonts w:ascii="Calibri" w:eastAsia="Calibri" w:hAnsi="Calibri" w:cs="Times New Roman"/>
-              </w:rPr>
-            </w:pPr>
-            <w:r>
-              <w:rPr>
-                <w:rFonts w:ascii="Calibri" w:eastAsia="Calibri" w:hAnsi="Calibri" w:cs="Times New Roman"/>
-              </w:rPr>
+            </w:pPr>
+            <w:r>
               <w:t>Pour cela, on pourra exprimer la masse équivalente ramenée à l’axe de translation ou l’inertie équivalente ramenée à l’arbre moteur.</w:t>
             </w:r>
           </w:p>
         </w:tc>
       </w:tr>
     </w:tbl>
-    <w:p>
-      <w:pPr>
-        <w:rPr>
-          <w:rFonts w:ascii="Calibri" w:eastAsia="Calibri" w:hAnsi="Calibri" w:cs="Times New Roman"/>
-        </w:rPr>
-      </w:pPr>
-    </w:p>
+    <w:p/>
     <w:tbl>
       <w:tblPr>
         <w:tblStyle w:val="Grilledutableau"/>
@@ -4437,14 +4490,14 @@
               <w:ind w:left="113" w:right="113"/>
               <w:jc w:val="center"/>
               <w:rPr>
-                <w:rFonts w:ascii="Tw Cen MT" w:eastAsia="Calibri" w:hAnsi="Tw Cen MT" w:cs="Times New Roman"/>
+                <w:rFonts w:ascii="Tw Cen MT" w:hAnsi="Tw Cen MT"/>
                 <w:b/>
                 <w:lang w:eastAsia="fr-FR"/>
               </w:rPr>
             </w:pPr>
             <w:r>
               <w:rPr>
-                <w:rFonts w:ascii="Tw Cen MT" w:eastAsia="Calibri" w:hAnsi="Tw Cen MT" w:cs="Times New Roman"/>
+                <w:rFonts w:ascii="Tw Cen MT" w:hAnsi="Tw Cen MT"/>
                 <w:b/>
                 <w:lang w:eastAsia="fr-FR"/>
               </w:rPr>
@@ -4469,7 +4522,7 @@
             <w:pPr>
               <w:jc w:val="left"/>
               <w:rPr>
-                <w:rFonts w:ascii="Tw Cen MT" w:eastAsia="Calibri" w:hAnsi="Tw Cen MT" w:cs="Times New Roman"/>
+                <w:rFonts w:ascii="Tw Cen MT" w:hAnsi="Tw Cen MT"/>
                 <w:b/>
                 <w:bCs/>
                 <w:sz w:val="22"/>
@@ -4478,7 +4531,7 @@
             </w:pPr>
             <w:r>
               <w:rPr>
-                <w:rFonts w:ascii="Tw Cen MT" w:eastAsia="Calibri" w:hAnsi="Tw Cen MT" w:cs="Times New Roman"/>
+                <w:rFonts w:ascii="Tw Cen MT" w:hAnsi="Tw Cen MT"/>
                 <w:b/>
                 <w:bCs/>
                 <w:sz w:val="22"/>
@@ -4489,52 +4542,68 @@
           </w:p>
           <w:p>
             <w:pPr>
+              <w:pStyle w:val="Paragraphedeliste"/>
               <w:numPr>
                 <w:ilvl w:val="0"/>
                 <w:numId w:val="42"/>
               </w:numPr>
-              <w:contextualSpacing/>
               <w:jc w:val="left"/>
-              <w:rPr>
-                <w:rFonts w:ascii="Calibri" w:eastAsia="Calibri" w:hAnsi="Calibri" w:cs="Times New Roman"/>
-              </w:rPr>
-            </w:pPr>
-            <w:r>
-              <w:rPr>
-                <w:rFonts w:ascii="Calibri" w:eastAsia="Calibri" w:hAnsi="Calibri" w:cs="Times New Roman"/>
-              </w:rPr>
-              <w:t>Proposer un modèle de frottement et estimer les pertes globales du système.</w:t>
-            </w:r>
-          </w:p>
-          <w:p>
-            <w:pPr>
+            </w:pPr>
+            <w:r>
+              <w:t>Proposer un modèle de frottement.</w:t>
+            </w:r>
+          </w:p>
+          <w:p>
+            <w:pPr>
+              <w:pStyle w:val="Paragraphedeliste"/>
               <w:numPr>
                 <w:ilvl w:val="0"/>
                 <w:numId w:val="42"/>
               </w:numPr>
-              <w:contextualSpacing/>
               <w:jc w:val="left"/>
-              <w:rPr>
-                <w:rFonts w:ascii="Calibri" w:eastAsia="Calibri" w:hAnsi="Calibri" w:cs="Times New Roman"/>
-              </w:rPr>
-            </w:pPr>
-            <w:r>
-              <w:rPr>
-                <w:rFonts w:ascii="Calibri" w:eastAsia="Calibri" w:hAnsi="Calibri" w:cs="Times New Roman"/>
-              </w:rPr>
-              <w:t>Lister et estimer d’autres sources de pertes énergétiques.</w:t>
+            </w:pPr>
+            <w:r>
+              <w:t xml:space="preserve">Proposer un protocole expérimental pour estimer les paramètres du modèle de frottement. </w:t>
+            </w:r>
+          </w:p>
+          <w:p>
+            <w:pPr>
+              <w:pStyle w:val="Paragraphedeliste"/>
+              <w:numPr>
+                <w:ilvl w:val="0"/>
+                <w:numId w:val="42"/>
+              </w:numPr>
+              <w:jc w:val="left"/>
+            </w:pPr>
+            <w:r>
+              <w:t>Mettre en œuvre ce protocole pour estimer ces coefficients.</w:t>
+            </w:r>
+          </w:p>
+          <w:p>
+            <w:pPr>
+              <w:jc w:val="left"/>
+            </w:pPr>
+          </w:p>
+          <w:p>
+            <w:pPr>
+              <w:jc w:val="right"/>
+              <w:rPr>
+                <w:i/>
+                <w:iCs/>
+              </w:rPr>
+            </w:pPr>
+            <w:r>
+              <w:rPr>
+                <w:i/>
+                <w:iCs/>
+              </w:rPr>
+              <w:t>Si vous ne trouvez pas de réponse à cette activité, on pourra modéliser les efforts de frottement par un effort résistant de 20 N dans la liaison entre le bras et le bâti ;</w:t>
             </w:r>
           </w:p>
         </w:tc>
       </w:tr>
     </w:tbl>
-    <w:p>
-      <w:pPr>
-        <w:rPr>
-          <w:rFonts w:ascii="Calibri" w:eastAsia="Calibri" w:hAnsi="Calibri" w:cs="Times New Roman"/>
-        </w:rPr>
-      </w:pPr>
-    </w:p>
+    <w:p/>
     <w:tbl>
       <w:tblPr>
         <w:tblStyle w:val="Grilledutableau"/>
@@ -4557,7 +4626,7 @@
       <w:tr>
         <w:trPr>
           <w:cantSplit/>
-          <w:trHeight w:val="1651"/>
+          <w:trHeight w:val="1417"/>
         </w:trPr>
         <w:tc>
           <w:tcPr>
@@ -4578,14 +4647,14 @@
               <w:ind w:left="113" w:right="113"/>
               <w:jc w:val="center"/>
               <w:rPr>
-                <w:rFonts w:ascii="Tw Cen MT" w:eastAsia="Calibri" w:hAnsi="Tw Cen MT" w:cs="Times New Roman"/>
+                <w:rFonts w:ascii="Tw Cen MT" w:hAnsi="Tw Cen MT"/>
                 <w:b/>
                 <w:lang w:eastAsia="fr-FR"/>
               </w:rPr>
             </w:pPr>
             <w:r>
               <w:rPr>
-                <w:rFonts w:ascii="Tw Cen MT" w:eastAsia="Calibri" w:hAnsi="Tw Cen MT" w:cs="Times New Roman"/>
+                <w:rFonts w:ascii="Tw Cen MT" w:hAnsi="Tw Cen MT"/>
                 <w:b/>
                 <w:lang w:eastAsia="fr-FR"/>
               </w:rPr>
@@ -4610,7 +4679,7 @@
             <w:pPr>
               <w:jc w:val="left"/>
               <w:rPr>
-                <w:rFonts w:ascii="Tw Cen MT" w:eastAsia="Calibri" w:hAnsi="Tw Cen MT" w:cs="Times New Roman"/>
+                <w:rFonts w:ascii="Tw Cen MT" w:hAnsi="Tw Cen MT"/>
                 <w:b/>
                 <w:bCs/>
                 <w:sz w:val="22"/>
@@ -4619,7 +4688,7 @@
             </w:pPr>
             <w:r>
               <w:rPr>
-                <w:rFonts w:ascii="Tw Cen MT" w:eastAsia="Calibri" w:hAnsi="Tw Cen MT" w:cs="Times New Roman"/>
+                <w:rFonts w:ascii="Tw Cen MT" w:hAnsi="Tw Cen MT"/>
                 <w:b/>
                 <w:bCs/>
                 <w:sz w:val="22"/>
@@ -4630,33 +4699,21 @@
           </w:p>
           <w:p>
             <w:pPr>
+              <w:pStyle w:val="Paragraphedeliste"/>
               <w:numPr>
                 <w:ilvl w:val="0"/>
                 <w:numId w:val="42"/>
               </w:numPr>
-              <w:contextualSpacing/>
               <w:jc w:val="left"/>
-              <w:rPr>
-                <w:rFonts w:ascii="Calibri" w:eastAsia="Calibri" w:hAnsi="Calibri" w:cs="Times New Roman"/>
-              </w:rPr>
-            </w:pPr>
-            <w:r>
-              <w:rPr>
-                <w:rFonts w:ascii="Calibri" w:eastAsia="Calibri" w:hAnsi="Calibri" w:cs="Times New Roman"/>
-              </w:rPr>
+            </w:pPr>
+            <w:r>
               <w:t>Quantifier l’ensemble des puissances intérieures et extérieures recensées précédemment.</w:t>
             </w:r>
           </w:p>
         </w:tc>
       </w:tr>
     </w:tbl>
-    <w:p>
-      <w:pPr>
-        <w:rPr>
-          <w:rFonts w:ascii="Calibri" w:eastAsia="Calibri" w:hAnsi="Calibri" w:cs="Times New Roman"/>
-        </w:rPr>
-      </w:pPr>
-    </w:p>
+    <w:p/>
     <w:tbl>
       <w:tblPr>
         <w:tblStyle w:val="Grilledutableau"/>
@@ -4700,14 +4757,14 @@
               <w:ind w:left="113" w:right="113"/>
               <w:jc w:val="center"/>
               <w:rPr>
-                <w:rFonts w:ascii="Tw Cen MT" w:eastAsia="Calibri" w:hAnsi="Tw Cen MT" w:cs="Times New Roman"/>
+                <w:rFonts w:ascii="Tw Cen MT" w:hAnsi="Tw Cen MT"/>
                 <w:b/>
                 <w:lang w:eastAsia="fr-FR"/>
               </w:rPr>
             </w:pPr>
             <w:r>
               <w:rPr>
-                <w:rFonts w:ascii="Tw Cen MT" w:eastAsia="Calibri" w:hAnsi="Tw Cen MT" w:cs="Times New Roman"/>
+                <w:rFonts w:ascii="Tw Cen MT" w:hAnsi="Tw Cen MT"/>
                 <w:b/>
                 <w:lang w:eastAsia="fr-FR"/>
               </w:rPr>
@@ -4732,7 +4789,7 @@
             <w:pPr>
               <w:jc w:val="left"/>
               <w:rPr>
-                <w:rFonts w:ascii="Tw Cen MT" w:eastAsia="Calibri" w:hAnsi="Tw Cen MT" w:cs="Times New Roman"/>
+                <w:rFonts w:ascii="Tw Cen MT" w:hAnsi="Tw Cen MT"/>
                 <w:b/>
                 <w:bCs/>
                 <w:sz w:val="22"/>
@@ -4741,7 +4798,7 @@
             </w:pPr>
             <w:r>
               <w:rPr>
-                <w:rFonts w:ascii="Tw Cen MT" w:eastAsia="Calibri" w:hAnsi="Tw Cen MT" w:cs="Times New Roman"/>
+                <w:rFonts w:ascii="Tw Cen MT" w:hAnsi="Tw Cen MT"/>
                 <w:b/>
                 <w:bCs/>
                 <w:sz w:val="22"/>
@@ -4752,204 +4809,138 @@
           </w:p>
           <w:p>
             <w:pPr>
+              <w:jc w:val="left"/>
+            </w:pPr>
+            <w:r>
+              <w:t>Dans cette activité, on va utiliser le notebook Capytale pour modéliser la loi en trapèze :</w:t>
+            </w:r>
+          </w:p>
+          <w:p>
+            <w:pPr>
+              <w:jc w:val="center"/>
+              <w:rPr>
+                <w:b/>
+                <w:bCs/>
+                <w:sz w:val="24"/>
+                <w:szCs w:val="28"/>
+              </w:rPr>
+            </w:pPr>
+            <w:hyperlink r:id="rId16" w:history="1">
+              <w:r>
+                <w:rPr>
+                  <w:rStyle w:val="Lienhypertexte"/>
+                  <w:b/>
+                  <w:bCs/>
+                  <w:sz w:val="24"/>
+                  <w:szCs w:val="28"/>
+                </w:rPr>
+                <w:t>https://capytale2.ac-paris.fr/web/c/37ba-10654223</w:t>
+              </w:r>
+            </w:hyperlink>
+          </w:p>
+          <w:p>
+            <w:pPr>
+              <w:pStyle w:val="Paragraphedeliste"/>
               <w:numPr>
                 <w:ilvl w:val="0"/>
-                <w:numId w:val="42"/>
+                <w:numId w:val="46"/>
               </w:numPr>
-              <w:contextualSpacing/>
               <w:jc w:val="left"/>
-              <w:rPr>
-                <w:rFonts w:ascii="Calibri" w:eastAsia="Calibri" w:hAnsi="Calibri" w:cs="Times New Roman"/>
-              </w:rPr>
-            </w:pPr>
-            <w:r>
-              <w:rPr>
-                <w:rFonts w:ascii="Calibri" w:eastAsia="Calibri" w:hAnsi="Calibri" w:cs="Times New Roman"/>
-              </w:rPr>
-              <w:t xml:space="preserve">Estimer sur un cycle de fonctionnement la puissance instantanée consommée par le moteur. On pourra prendre les caractéristiques suivantes : </w:t>
-            </w:r>
-          </w:p>
-          <w:p>
-            <w:pPr>
+            </w:pPr>
+            <w:r>
+              <w:t>Déterminer, grâce à la documentation ou au logiciel, les vitesses maximale et accélérations maximales au niveau du bras.</w:t>
+            </w:r>
+          </w:p>
+          <w:p>
+            <w:pPr>
+              <w:pStyle w:val="Paragraphedeliste"/>
+              <w:numPr>
+                <w:ilvl w:val="0"/>
+                <w:numId w:val="46"/>
+              </w:numPr>
+              <w:jc w:val="left"/>
+            </w:pPr>
+            <w:r>
+              <w:t xml:space="preserve">En déduire les vitesses et accélérations maximales au niveau du moteur. </w:t>
+            </w:r>
+          </w:p>
+          <w:p>
+            <w:pPr>
+              <w:pStyle w:val="Paragraphedeliste"/>
+              <w:numPr>
+                <w:ilvl w:val="0"/>
+                <w:numId w:val="46"/>
+              </w:numPr>
+              <w:jc w:val="left"/>
+            </w:pPr>
+            <w:r>
+              <w:t>Tracer ensuite :</w:t>
+            </w:r>
+          </w:p>
+          <w:p>
+            <w:pPr>
+              <w:pStyle w:val="Paragraphedeliste"/>
               <w:numPr>
                 <w:ilvl w:val="1"/>
-                <w:numId w:val="42"/>
+                <w:numId w:val="46"/>
               </w:numPr>
-              <w:contextualSpacing/>
               <w:jc w:val="left"/>
-              <w:rPr>
-                <w:rFonts w:ascii="Calibri" w:eastAsia="Calibri" w:hAnsi="Calibri" w:cs="Times New Roman"/>
-              </w:rPr>
-            </w:pPr>
-            <w:r>
-              <w:rPr>
-                <w:rFonts w:ascii="Calibri" w:eastAsia="Calibri" w:hAnsi="Calibri" w:cs="Times New Roman"/>
-              </w:rPr>
-              <w:t>3 masses</w:t>
-            </w:r>
-          </w:p>
-          <w:p>
-            <w:pPr>
+            </w:pPr>
+            <w:r>
+              <w:t>les positions, vitesses et accélérations angulaires au niveau du moteur.</w:t>
+            </w:r>
+          </w:p>
+          <w:p>
+            <w:pPr>
+              <w:pStyle w:val="Paragraphedeliste"/>
               <w:numPr>
                 <w:ilvl w:val="1"/>
-                <w:numId w:val="42"/>
+                <w:numId w:val="46"/>
               </w:numPr>
-              <w:contextualSpacing/>
               <w:jc w:val="left"/>
-              <w:rPr>
-                <w:rFonts w:ascii="Calibri" w:eastAsia="Calibri" w:hAnsi="Calibri" w:cs="Times New Roman"/>
-              </w:rPr>
-            </w:pPr>
-            <w:r>
-              <w:rPr>
-                <w:rFonts w:ascii="Calibri" w:eastAsia="Calibri" w:hAnsi="Calibri" w:cs="Times New Roman"/>
-              </w:rPr>
-              <w:t>Profil de position</w:t>
-            </w:r>
-          </w:p>
-          <w:p>
-            <w:pPr>
-              <w:numPr>
-                <w:ilvl w:val="1"/>
-                <w:numId w:val="42"/>
-              </w:numPr>
-              <w:contextualSpacing/>
-              <w:jc w:val="left"/>
-              <w:rPr>
-                <w:rFonts w:ascii="Calibri" w:eastAsia="Calibri" w:hAnsi="Calibri" w:cs="Times New Roman"/>
-              </w:rPr>
-            </w:pPr>
-            <w:r>
-              <w:rPr>
-                <w:rFonts w:ascii="Calibri" w:eastAsia="Calibri" w:hAnsi="Calibri" w:cs="Times New Roman"/>
-              </w:rPr>
-              <w:t>Phase de montée</w:t>
-            </w:r>
-          </w:p>
-          <w:p>
-            <w:pPr>
-              <w:numPr>
-                <w:ilvl w:val="1"/>
-                <w:numId w:val="42"/>
-              </w:numPr>
-              <w:contextualSpacing/>
-              <w:jc w:val="left"/>
-              <w:rPr>
-                <w:rFonts w:ascii="Calibri" w:eastAsia="Calibri" w:hAnsi="Calibri" w:cs="Times New Roman"/>
-              </w:rPr>
-            </w:pPr>
-            <w:r>
-              <w:rPr>
-                <w:rFonts w:ascii="Calibri" w:eastAsia="Calibri" w:hAnsi="Calibri" w:cs="Times New Roman"/>
-              </w:rPr>
-              <w:t>Déplacement de 50 mm</w:t>
-            </w:r>
-          </w:p>
-          <w:p>
-            <w:pPr>
-              <w:numPr>
-                <w:ilvl w:val="1"/>
-                <w:numId w:val="42"/>
-              </w:numPr>
-              <w:contextualSpacing/>
-              <w:jc w:val="left"/>
-              <w:rPr>
-                <w:rFonts w:ascii="Calibri" w:eastAsia="Calibri" w:hAnsi="Calibri" w:cs="Times New Roman"/>
-              </w:rPr>
-            </w:pPr>
-            <w:r>
-              <w:rPr>
-                <w:rFonts w:ascii="Calibri" w:eastAsia="Calibri" w:hAnsi="Calibri" w:cs="Times New Roman"/>
-              </w:rPr>
-              <w:t>Vitesse et accélération par défaut.</w:t>
-            </w:r>
-          </w:p>
-          <w:p>
-            <w:pPr>
+            </w:pPr>
+            <w:r>
+              <w:t>les positions, vitesses et accélérations angulaires au niveau du bras.</w:t>
+            </w:r>
+          </w:p>
+          <w:p>
+            <w:pPr>
+              <w:pStyle w:val="Paragraphedeliste"/>
               <w:numPr>
                 <w:ilvl w:val="0"/>
-                <w:numId w:val="42"/>
+                <w:numId w:val="46"/>
               </w:numPr>
-              <w:contextualSpacing/>
               <w:jc w:val="left"/>
-              <w:rPr>
-                <w:rFonts w:ascii="Calibri" w:eastAsia="Calibri" w:hAnsi="Calibri" w:cs="Times New Roman"/>
-              </w:rPr>
-            </w:pPr>
-            <w:r>
-              <w:rPr>
-                <w:rFonts w:ascii="Calibri" w:eastAsia="Calibri" w:hAnsi="Calibri" w:cs="Times New Roman"/>
-              </w:rPr>
-              <w:t>Tracer sur le même graphe en fonction du temps :</w:t>
-            </w:r>
-          </w:p>
-          <w:p>
-            <w:pPr>
-              <w:numPr>
-                <w:ilvl w:val="1"/>
-                <w:numId w:val="42"/>
-              </w:numPr>
-              <w:contextualSpacing/>
-              <w:jc w:val="left"/>
-              <w:rPr>
-                <w:rFonts w:ascii="Calibri" w:eastAsia="Calibri" w:hAnsi="Calibri" w:cs="Times New Roman"/>
-              </w:rPr>
-            </w:pPr>
-            <w:r>
-              <w:rPr>
-                <w:rFonts w:ascii="Calibri" w:eastAsia="Calibri" w:hAnsi="Calibri" w:cs="Times New Roman"/>
-              </w:rPr>
-              <w:t>la vitesse du moteur et le couple moteur issus de la modélisation ;</w:t>
-            </w:r>
-          </w:p>
-          <w:p>
-            <w:pPr>
-              <w:numPr>
-                <w:ilvl w:val="1"/>
-                <w:numId w:val="42"/>
-              </w:numPr>
-              <w:contextualSpacing/>
-              <w:jc w:val="left"/>
-              <w:rPr>
-                <w:rFonts w:ascii="Calibri" w:eastAsia="Calibri" w:hAnsi="Calibri" w:cs="Times New Roman"/>
-              </w:rPr>
-            </w:pPr>
-            <w:r>
-              <w:rPr>
-                <w:rFonts w:ascii="Calibri" w:eastAsia="Calibri" w:hAnsi="Calibri" w:cs="Times New Roman"/>
-              </w:rPr>
-              <w:t>la vitesse du moteur et le couple moteur issus de l’expérimentation.</w:t>
-            </w:r>
-          </w:p>
-          <w:p>
-            <w:pPr>
+            </w:pPr>
+            <w:r>
+              <w:t xml:space="preserve">Renseigner l’inertie équivalente </w:t>
+            </w:r>
+            <w:proofErr w:type="spellStart"/>
+            <w:r>
+              <w:t>Jeq</w:t>
+            </w:r>
+            <w:proofErr w:type="spellEnd"/>
+            <w:r>
+              <w:t>.</w:t>
+            </w:r>
+          </w:p>
+          <w:p>
+            <w:pPr>
+              <w:pStyle w:val="Paragraphedeliste"/>
               <w:numPr>
                 <w:ilvl w:val="0"/>
-                <w:numId w:val="42"/>
+                <w:numId w:val="46"/>
               </w:numPr>
-              <w:contextualSpacing/>
               <w:jc w:val="left"/>
-              <w:rPr>
-                <w:rFonts w:ascii="Calibri" w:eastAsia="Calibri" w:hAnsi="Calibri" w:cs="Times New Roman"/>
-              </w:rPr>
-            </w:pPr>
-            <w:r>
-              <w:rPr>
-                <w:rFonts w:ascii="Calibri" w:eastAsia="Calibri" w:hAnsi="Calibri" w:cs="Times New Roman"/>
-              </w:rPr>
-              <w:t>Valider le choix de moteur effectué par le concepteur du système.</w:t>
+            </w:pPr>
+            <w:r>
+              <w:t>Renseigner le couple moteur cm et la puissance du moteur pm.</w:t>
             </w:r>
           </w:p>
         </w:tc>
       </w:tr>
     </w:tbl>
-    <w:p>
-      <w:pPr>
-        <w:rPr>
-          <w:rFonts w:ascii="Calibri" w:eastAsia="Calibri" w:hAnsi="Calibri" w:cs="Times New Roman"/>
-        </w:rPr>
-      </w:pPr>
-    </w:p>
+    <w:p/>
     <w:tbl>
       <w:tblPr>
         <w:tblStyle w:val="Grilledutableau"/>
@@ -5302,12 +5293,12 @@
       </w:pPr>
     </w:p>
     <w:sectPr>
-      <w:headerReference w:type="even" r:id="rId16"/>
-      <w:headerReference w:type="default" r:id="rId17"/>
-      <w:footerReference w:type="even" r:id="rId18"/>
-      <w:footerReference w:type="default" r:id="rId19"/>
-      <w:headerReference w:type="first" r:id="rId20"/>
-      <w:footerReference w:type="first" r:id="rId21"/>
+      <w:headerReference w:type="even" r:id="rId17"/>
+      <w:headerReference w:type="default" r:id="rId18"/>
+      <w:footerReference w:type="even" r:id="rId19"/>
+      <w:footerReference w:type="default" r:id="rId20"/>
+      <w:headerReference w:type="first" r:id="rId21"/>
+      <w:footerReference w:type="first" r:id="rId22"/>
       <w:pgSz w:w="11906" w:h="16838"/>
       <w:pgMar w:top="1276" w:right="851" w:bottom="992" w:left="851" w:header="709" w:footer="266" w:gutter="0"/>
       <w:cols w:space="708"/>
@@ -6572,6 +6563,123 @@
     </w:lvl>
   </w:abstractNum>
   <w:abstractNum w:abstractNumId="2" w15:restartNumberingAfterBreak="0">
+    <w:nsid w:val="01B35DB8"/>
+    <w:multiLevelType w:val="hybridMultilevel"/>
+    <w:tmpl w:val="F73A28A6"/>
+    <w:lvl w:ilvl="0" w:tplc="2BB40C8C">
+      <w:start w:val="1"/>
+      <w:numFmt w:val="bullet"/>
+      <w:lvlText w:val=""/>
+      <w:lvlJc w:val="left"/>
+      <w:pPr>
+        <w:ind w:left="720" w:hanging="360"/>
+      </w:pPr>
+      <w:rPr>
+        <w:rFonts w:ascii="Wingdings" w:hAnsi="Wingdings" w:hint="default"/>
+        <w:color w:val="244061" w:themeColor="accent1" w:themeShade="80"/>
+        <w:sz w:val="18"/>
+      </w:rPr>
+    </w:lvl>
+    <w:lvl w:ilvl="1" w:tplc="23EECDC6">
+      <w:start w:val="1"/>
+      <w:numFmt w:val="bullet"/>
+      <w:lvlText w:val="∎"/>
+      <w:lvlJc w:val="left"/>
+      <w:pPr>
+        <w:ind w:left="1440" w:hanging="360"/>
+      </w:pPr>
+      <w:rPr>
+        <w:rFonts w:ascii="Cambria" w:hAnsi="Cambria" w:hint="default"/>
+        <w:color w:val="002060"/>
+        <w:sz w:val="16"/>
+      </w:rPr>
+    </w:lvl>
+    <w:lvl w:ilvl="2" w:tplc="040C0005" w:tentative="1">
+      <w:start w:val="1"/>
+      <w:numFmt w:val="bullet"/>
+      <w:lvlText w:val=""/>
+      <w:lvlJc w:val="left"/>
+      <w:pPr>
+        <w:ind w:left="2160" w:hanging="360"/>
+      </w:pPr>
+      <w:rPr>
+        <w:rFonts w:ascii="Wingdings" w:hAnsi="Wingdings" w:hint="default"/>
+      </w:rPr>
+    </w:lvl>
+    <w:lvl w:ilvl="3" w:tplc="040C0001" w:tentative="1">
+      <w:start w:val="1"/>
+      <w:numFmt w:val="bullet"/>
+      <w:lvlText w:val=""/>
+      <w:lvlJc w:val="left"/>
+      <w:pPr>
+        <w:ind w:left="2880" w:hanging="360"/>
+      </w:pPr>
+      <w:rPr>
+        <w:rFonts w:ascii="Symbol" w:hAnsi="Symbol" w:hint="default"/>
+      </w:rPr>
+    </w:lvl>
+    <w:lvl w:ilvl="4" w:tplc="040C0003" w:tentative="1">
+      <w:start w:val="1"/>
+      <w:numFmt w:val="bullet"/>
+      <w:lvlText w:val="o"/>
+      <w:lvlJc w:val="left"/>
+      <w:pPr>
+        <w:ind w:left="3600" w:hanging="360"/>
+      </w:pPr>
+      <w:rPr>
+        <w:rFonts w:ascii="Courier New" w:hAnsi="Courier New" w:cs="Courier New" w:hint="default"/>
+      </w:rPr>
+    </w:lvl>
+    <w:lvl w:ilvl="5" w:tplc="040C0005" w:tentative="1">
+      <w:start w:val="1"/>
+      <w:numFmt w:val="bullet"/>
+      <w:lvlText w:val=""/>
+      <w:lvlJc w:val="left"/>
+      <w:pPr>
+        <w:ind w:left="4320" w:hanging="360"/>
+      </w:pPr>
+      <w:rPr>
+        <w:rFonts w:ascii="Wingdings" w:hAnsi="Wingdings" w:hint="default"/>
+      </w:rPr>
+    </w:lvl>
+    <w:lvl w:ilvl="6" w:tplc="040C0001" w:tentative="1">
+      <w:start w:val="1"/>
+      <w:numFmt w:val="bullet"/>
+      <w:lvlText w:val=""/>
+      <w:lvlJc w:val="left"/>
+      <w:pPr>
+        <w:ind w:left="5040" w:hanging="360"/>
+      </w:pPr>
+      <w:rPr>
+        <w:rFonts w:ascii="Symbol" w:hAnsi="Symbol" w:hint="default"/>
+      </w:rPr>
+    </w:lvl>
+    <w:lvl w:ilvl="7" w:tplc="040C0003" w:tentative="1">
+      <w:start w:val="1"/>
+      <w:numFmt w:val="bullet"/>
+      <w:lvlText w:val="o"/>
+      <w:lvlJc w:val="left"/>
+      <w:pPr>
+        <w:ind w:left="5760" w:hanging="360"/>
+      </w:pPr>
+      <w:rPr>
+        <w:rFonts w:ascii="Courier New" w:hAnsi="Courier New" w:cs="Courier New" w:hint="default"/>
+      </w:rPr>
+    </w:lvl>
+    <w:lvl w:ilvl="8" w:tplc="040C0005" w:tentative="1">
+      <w:start w:val="1"/>
+      <w:numFmt w:val="bullet"/>
+      <w:lvlText w:val=""/>
+      <w:lvlJc w:val="left"/>
+      <w:pPr>
+        <w:ind w:left="6480" w:hanging="360"/>
+      </w:pPr>
+      <w:rPr>
+        <w:rFonts w:ascii="Wingdings" w:hAnsi="Wingdings" w:hint="default"/>
+      </w:rPr>
+    </w:lvl>
+  </w:abstractNum>
+  <w:abstractNum w:abstractNumId="3" w15:restartNumberingAfterBreak="0">
     <w:nsid w:val="0BDA595A"/>
     <w:multiLevelType w:val="hybridMultilevel"/>
     <w:tmpl w:val="474C7D3E"/>
@@ -6657,7 +6765,7 @@
       </w:pPr>
     </w:lvl>
   </w:abstractNum>
-  <w:abstractNum w:abstractNumId="3" w15:restartNumberingAfterBreak="0">
+  <w:abstractNum w:abstractNumId="4" w15:restartNumberingAfterBreak="0">
     <w:nsid w:val="0C944CE5"/>
     <w:multiLevelType w:val="hybridMultilevel"/>
     <w:tmpl w:val="403A49D6"/>
@@ -6743,7 +6851,7 @@
       </w:pPr>
     </w:lvl>
   </w:abstractNum>
-  <w:abstractNum w:abstractNumId="4" w15:restartNumberingAfterBreak="0">
+  <w:abstractNum w:abstractNumId="5" w15:restartNumberingAfterBreak="0">
     <w:nsid w:val="0E2D0F26"/>
     <w:multiLevelType w:val="hybridMultilevel"/>
     <w:tmpl w:val="D486A07A"/>
@@ -6856,7 +6964,7 @@
       </w:rPr>
     </w:lvl>
   </w:abstractNum>
-  <w:abstractNum w:abstractNumId="5" w15:restartNumberingAfterBreak="0">
+  <w:abstractNum w:abstractNumId="6" w15:restartNumberingAfterBreak="0">
     <w:nsid w:val="13391EE7"/>
     <w:multiLevelType w:val="hybridMultilevel"/>
     <w:tmpl w:val="84728E6A"/>
@@ -6971,7 +7079,7 @@
       </w:rPr>
     </w:lvl>
   </w:abstractNum>
-  <w:abstractNum w:abstractNumId="6" w15:restartNumberingAfterBreak="0">
+  <w:abstractNum w:abstractNumId="7" w15:restartNumberingAfterBreak="0">
     <w:nsid w:val="1AD87D15"/>
     <w:multiLevelType w:val="hybridMultilevel"/>
     <w:tmpl w:val="C7A48B5C"/>
@@ -7062,7 +7170,7 @@
       </w:pPr>
     </w:lvl>
   </w:abstractNum>
-  <w:abstractNum w:abstractNumId="7" w15:restartNumberingAfterBreak="0">
+  <w:abstractNum w:abstractNumId="8" w15:restartNumberingAfterBreak="0">
     <w:nsid w:val="1F4B39C1"/>
     <w:multiLevelType w:val="hybridMultilevel"/>
     <w:tmpl w:val="21A4FD96"/>
@@ -7177,7 +7285,7 @@
       </w:rPr>
     </w:lvl>
   </w:abstractNum>
-  <w:abstractNum w:abstractNumId="8" w15:restartNumberingAfterBreak="0">
+  <w:abstractNum w:abstractNumId="9" w15:restartNumberingAfterBreak="0">
     <w:nsid w:val="20A34C27"/>
     <w:multiLevelType w:val="hybridMultilevel"/>
     <w:tmpl w:val="4DE48624"/>
@@ -7290,7 +7398,7 @@
       </w:rPr>
     </w:lvl>
   </w:abstractNum>
-  <w:abstractNum w:abstractNumId="9" w15:restartNumberingAfterBreak="0">
+  <w:abstractNum w:abstractNumId="10" w15:restartNumberingAfterBreak="0">
     <w:nsid w:val="20E7679C"/>
     <w:multiLevelType w:val="hybridMultilevel"/>
     <w:tmpl w:val="36085BC0"/>
@@ -7405,7 +7513,7 @@
       </w:rPr>
     </w:lvl>
   </w:abstractNum>
-  <w:abstractNum w:abstractNumId="10" w15:restartNumberingAfterBreak="0">
+  <w:abstractNum w:abstractNumId="11" w15:restartNumberingAfterBreak="0">
     <w:nsid w:val="282C5F64"/>
     <w:multiLevelType w:val="hybridMultilevel"/>
     <w:tmpl w:val="848C5CEC"/>
@@ -7520,7 +7628,7 @@
       </w:rPr>
     </w:lvl>
   </w:abstractNum>
-  <w:abstractNum w:abstractNumId="11" w15:restartNumberingAfterBreak="0">
+  <w:abstractNum w:abstractNumId="12" w15:restartNumberingAfterBreak="0">
     <w:nsid w:val="29751791"/>
     <w:multiLevelType w:val="hybridMultilevel"/>
     <w:tmpl w:val="EB6405A6"/>
@@ -7635,7 +7743,7 @@
       </w:rPr>
     </w:lvl>
   </w:abstractNum>
-  <w:abstractNum w:abstractNumId="12" w15:restartNumberingAfterBreak="0">
+  <w:abstractNum w:abstractNumId="13" w15:restartNumberingAfterBreak="0">
     <w:nsid w:val="329C3DFA"/>
     <w:multiLevelType w:val="hybridMultilevel"/>
     <w:tmpl w:val="0338D950"/>
@@ -7752,7 +7860,7 @@
       </w:rPr>
     </w:lvl>
   </w:abstractNum>
-  <w:abstractNum w:abstractNumId="13" w15:restartNumberingAfterBreak="0">
+  <w:abstractNum w:abstractNumId="14" w15:restartNumberingAfterBreak="0">
     <w:nsid w:val="35095F58"/>
     <w:multiLevelType w:val="hybridMultilevel"/>
     <w:tmpl w:val="1B8C387E"/>
@@ -7867,7 +7975,7 @@
       </w:rPr>
     </w:lvl>
   </w:abstractNum>
-  <w:abstractNum w:abstractNumId="14" w15:restartNumberingAfterBreak="0">
+  <w:abstractNum w:abstractNumId="15" w15:restartNumberingAfterBreak="0">
     <w:nsid w:val="36E94C40"/>
     <w:multiLevelType w:val="hybridMultilevel"/>
     <w:tmpl w:val="0DD2A36C"/>
@@ -7980,7 +8088,7 @@
       </w:rPr>
     </w:lvl>
   </w:abstractNum>
-  <w:abstractNum w:abstractNumId="15" w15:restartNumberingAfterBreak="0">
+  <w:abstractNum w:abstractNumId="16" w15:restartNumberingAfterBreak="0">
     <w:nsid w:val="3B4B5C1C"/>
     <w:multiLevelType w:val="hybridMultilevel"/>
     <w:tmpl w:val="D4A427E2"/>
@@ -8095,7 +8203,7 @@
       </w:rPr>
     </w:lvl>
   </w:abstractNum>
-  <w:abstractNum w:abstractNumId="16" w15:restartNumberingAfterBreak="0">
+  <w:abstractNum w:abstractNumId="17" w15:restartNumberingAfterBreak="0">
     <w:nsid w:val="3C164729"/>
     <w:multiLevelType w:val="hybridMultilevel"/>
     <w:tmpl w:val="D66681AC"/>
@@ -8184,7 +8292,7 @@
       </w:pPr>
     </w:lvl>
   </w:abstractNum>
-  <w:abstractNum w:abstractNumId="17" w15:restartNumberingAfterBreak="0">
+  <w:abstractNum w:abstractNumId="18" w15:restartNumberingAfterBreak="0">
     <w:nsid w:val="3E616345"/>
     <w:multiLevelType w:val="hybridMultilevel"/>
     <w:tmpl w:val="B310EFC2"/>
@@ -8302,7 +8410,7 @@
       </w:rPr>
     </w:lvl>
   </w:abstractNum>
-  <w:abstractNum w:abstractNumId="18" w15:restartNumberingAfterBreak="0">
+  <w:abstractNum w:abstractNumId="19" w15:restartNumberingAfterBreak="0">
     <w:nsid w:val="41B46256"/>
     <w:multiLevelType w:val="multilevel"/>
     <w:tmpl w:val="2AC2DE68"/>
@@ -8397,7 +8505,7 @@
       </w:pPr>
     </w:lvl>
   </w:abstractNum>
-  <w:abstractNum w:abstractNumId="19" w15:restartNumberingAfterBreak="0">
+  <w:abstractNum w:abstractNumId="20" w15:restartNumberingAfterBreak="0">
     <w:nsid w:val="43F30B2A"/>
     <w:multiLevelType w:val="hybridMultilevel"/>
     <w:tmpl w:val="0FD00E00"/>
@@ -8512,7 +8620,7 @@
       </w:rPr>
     </w:lvl>
   </w:abstractNum>
-  <w:abstractNum w:abstractNumId="20" w15:restartNumberingAfterBreak="0">
+  <w:abstractNum w:abstractNumId="21" w15:restartNumberingAfterBreak="0">
     <w:nsid w:val="489838B3"/>
     <w:multiLevelType w:val="hybridMultilevel"/>
     <w:tmpl w:val="00A04FB0"/>
@@ -8601,7 +8709,7 @@
       </w:pPr>
     </w:lvl>
   </w:abstractNum>
-  <w:abstractNum w:abstractNumId="21" w15:restartNumberingAfterBreak="0">
+  <w:abstractNum w:abstractNumId="22" w15:restartNumberingAfterBreak="0">
     <w:nsid w:val="4F1F231B"/>
     <w:multiLevelType w:val="hybridMultilevel"/>
     <w:tmpl w:val="4AF4E602"/>
@@ -8716,7 +8824,7 @@
       </w:rPr>
     </w:lvl>
   </w:abstractNum>
-  <w:abstractNum w:abstractNumId="22" w15:restartNumberingAfterBreak="0">
+  <w:abstractNum w:abstractNumId="23" w15:restartNumberingAfterBreak="0">
     <w:nsid w:val="522631C9"/>
     <w:multiLevelType w:val="hybridMultilevel"/>
     <w:tmpl w:val="68B0ACD2"/>
@@ -8831,7 +8939,7 @@
       </w:rPr>
     </w:lvl>
   </w:abstractNum>
-  <w:abstractNum w:abstractNumId="23" w15:restartNumberingAfterBreak="0">
+  <w:abstractNum w:abstractNumId="24" w15:restartNumberingAfterBreak="0">
     <w:nsid w:val="53F405D6"/>
     <w:multiLevelType w:val="hybridMultilevel"/>
     <w:tmpl w:val="A30A2C74"/>
@@ -8943,7 +9051,7 @@
       </w:rPr>
     </w:lvl>
   </w:abstractNum>
-  <w:abstractNum w:abstractNumId="24" w15:restartNumberingAfterBreak="0">
+  <w:abstractNum w:abstractNumId="25" w15:restartNumberingAfterBreak="0">
     <w:nsid w:val="54076233"/>
     <w:multiLevelType w:val="hybridMultilevel"/>
     <w:tmpl w:val="7C66B7A8"/>
@@ -9032,7 +9140,7 @@
       </w:pPr>
     </w:lvl>
   </w:abstractNum>
-  <w:abstractNum w:abstractNumId="25" w15:restartNumberingAfterBreak="0">
+  <w:abstractNum w:abstractNumId="26" w15:restartNumberingAfterBreak="0">
     <w:nsid w:val="57FD4363"/>
     <w:multiLevelType w:val="hybridMultilevel"/>
     <w:tmpl w:val="AC6C3C9E"/>
@@ -9147,7 +9255,7 @@
       </w:rPr>
     </w:lvl>
   </w:abstractNum>
-  <w:abstractNum w:abstractNumId="26" w15:restartNumberingAfterBreak="0">
+  <w:abstractNum w:abstractNumId="27" w15:restartNumberingAfterBreak="0">
     <w:nsid w:val="58BC7F76"/>
     <w:multiLevelType w:val="hybridMultilevel"/>
     <w:tmpl w:val="6BDEBEC0"/>
@@ -9260,7 +9368,7 @@
       </w:rPr>
     </w:lvl>
   </w:abstractNum>
-  <w:abstractNum w:abstractNumId="27" w15:restartNumberingAfterBreak="0">
+  <w:abstractNum w:abstractNumId="28" w15:restartNumberingAfterBreak="0">
     <w:nsid w:val="5E6B0A8C"/>
     <w:multiLevelType w:val="hybridMultilevel"/>
     <w:tmpl w:val="B1F0C7B0"/>
@@ -9373,7 +9481,7 @@
       </w:rPr>
     </w:lvl>
   </w:abstractNum>
-  <w:abstractNum w:abstractNumId="28" w15:restartNumberingAfterBreak="0">
+  <w:abstractNum w:abstractNumId="29" w15:restartNumberingAfterBreak="0">
     <w:nsid w:val="5EA17F5B"/>
     <w:multiLevelType w:val="hybridMultilevel"/>
     <w:tmpl w:val="4E880ED2"/>
@@ -9488,7 +9596,7 @@
       </w:rPr>
     </w:lvl>
   </w:abstractNum>
-  <w:abstractNum w:abstractNumId="29" w15:restartNumberingAfterBreak="0">
+  <w:abstractNum w:abstractNumId="30" w15:restartNumberingAfterBreak="0">
     <w:nsid w:val="5F3A061E"/>
     <w:multiLevelType w:val="hybridMultilevel"/>
     <w:tmpl w:val="B06A6FA8"/>
@@ -9574,7 +9682,7 @@
       </w:pPr>
     </w:lvl>
   </w:abstractNum>
-  <w:abstractNum w:abstractNumId="30" w15:restartNumberingAfterBreak="0">
+  <w:abstractNum w:abstractNumId="31" w15:restartNumberingAfterBreak="0">
     <w:nsid w:val="5FE52E27"/>
     <w:multiLevelType w:val="hybridMultilevel"/>
     <w:tmpl w:val="243ECAF8"/>
@@ -9689,7 +9797,7 @@
       </w:rPr>
     </w:lvl>
   </w:abstractNum>
-  <w:abstractNum w:abstractNumId="31" w15:restartNumberingAfterBreak="0">
+  <w:abstractNum w:abstractNumId="32" w15:restartNumberingAfterBreak="0">
     <w:nsid w:val="653442D7"/>
     <w:multiLevelType w:val="hybridMultilevel"/>
     <w:tmpl w:val="50146092"/>
@@ -9778,7 +9886,7 @@
       </w:pPr>
     </w:lvl>
   </w:abstractNum>
-  <w:abstractNum w:abstractNumId="32" w15:restartNumberingAfterBreak="0">
+  <w:abstractNum w:abstractNumId="33" w15:restartNumberingAfterBreak="0">
     <w:nsid w:val="656A55B3"/>
     <w:multiLevelType w:val="hybridMultilevel"/>
     <w:tmpl w:val="6ED09212"/>
@@ -9866,7 +9974,7 @@
       </w:pPr>
     </w:lvl>
   </w:abstractNum>
-  <w:abstractNum w:abstractNumId="33" w15:restartNumberingAfterBreak="0">
+  <w:abstractNum w:abstractNumId="34" w15:restartNumberingAfterBreak="0">
     <w:nsid w:val="69372356"/>
     <w:multiLevelType w:val="hybridMultilevel"/>
     <w:tmpl w:val="8480B0CA"/>
@@ -9981,7 +10089,7 @@
       </w:rPr>
     </w:lvl>
   </w:abstractNum>
-  <w:abstractNum w:abstractNumId="34" w15:restartNumberingAfterBreak="0">
+  <w:abstractNum w:abstractNumId="35" w15:restartNumberingAfterBreak="0">
     <w:nsid w:val="6A1C0C4A"/>
     <w:multiLevelType w:val="hybridMultilevel"/>
     <w:tmpl w:val="3CE8F714"/>
@@ -10094,7 +10202,7 @@
       </w:rPr>
     </w:lvl>
   </w:abstractNum>
-  <w:abstractNum w:abstractNumId="35" w15:restartNumberingAfterBreak="0">
+  <w:abstractNum w:abstractNumId="36" w15:restartNumberingAfterBreak="0">
     <w:nsid w:val="6A1F6DAB"/>
     <w:multiLevelType w:val="hybridMultilevel"/>
     <w:tmpl w:val="1D6880D2"/>
@@ -10183,7 +10291,7 @@
       </w:pPr>
     </w:lvl>
   </w:abstractNum>
-  <w:abstractNum w:abstractNumId="36" w15:restartNumberingAfterBreak="0">
+  <w:abstractNum w:abstractNumId="37" w15:restartNumberingAfterBreak="0">
     <w:nsid w:val="6D7F74C3"/>
     <w:multiLevelType w:val="hybridMultilevel"/>
     <w:tmpl w:val="684A5A22"/>
@@ -10272,7 +10380,7 @@
       </w:pPr>
     </w:lvl>
   </w:abstractNum>
-  <w:abstractNum w:abstractNumId="37" w15:restartNumberingAfterBreak="0">
+  <w:abstractNum w:abstractNumId="38" w15:restartNumberingAfterBreak="0">
     <w:nsid w:val="6EDE12C7"/>
     <w:multiLevelType w:val="hybridMultilevel"/>
     <w:tmpl w:val="2FBA76A2"/>
@@ -10361,7 +10469,7 @@
       </w:pPr>
     </w:lvl>
   </w:abstractNum>
-  <w:abstractNum w:abstractNumId="38" w15:restartNumberingAfterBreak="0">
+  <w:abstractNum w:abstractNumId="39" w15:restartNumberingAfterBreak="0">
     <w:nsid w:val="6F7A7DAA"/>
     <w:multiLevelType w:val="hybridMultilevel"/>
     <w:tmpl w:val="8FFAED64"/>
@@ -10476,7 +10584,7 @@
       </w:rPr>
     </w:lvl>
   </w:abstractNum>
-  <w:abstractNum w:abstractNumId="39" w15:restartNumberingAfterBreak="0">
+  <w:abstractNum w:abstractNumId="40" w15:restartNumberingAfterBreak="0">
     <w:nsid w:val="71CE3D9B"/>
     <w:multiLevelType w:val="hybridMultilevel"/>
     <w:tmpl w:val="3EE068CE"/>
@@ -10591,7 +10699,7 @@
       </w:rPr>
     </w:lvl>
   </w:abstractNum>
-  <w:abstractNum w:abstractNumId="40" w15:restartNumberingAfterBreak="0">
+  <w:abstractNum w:abstractNumId="41" w15:restartNumberingAfterBreak="0">
     <w:nsid w:val="724752FE"/>
     <w:multiLevelType w:val="hybridMultilevel"/>
     <w:tmpl w:val="9056B8A4"/>
@@ -10682,7 +10790,7 @@
       </w:pPr>
     </w:lvl>
   </w:abstractNum>
-  <w:abstractNum w:abstractNumId="41" w15:restartNumberingAfterBreak="0">
+  <w:abstractNum w:abstractNumId="42" w15:restartNumberingAfterBreak="0">
     <w:nsid w:val="734C7002"/>
     <w:multiLevelType w:val="hybridMultilevel"/>
     <w:tmpl w:val="BD865F82"/>
@@ -10797,7 +10905,7 @@
       </w:rPr>
     </w:lvl>
   </w:abstractNum>
-  <w:abstractNum w:abstractNumId="42" w15:restartNumberingAfterBreak="0">
+  <w:abstractNum w:abstractNumId="43" w15:restartNumberingAfterBreak="0">
     <w:nsid w:val="7DD76F35"/>
     <w:multiLevelType w:val="hybridMultilevel"/>
     <w:tmpl w:val="45400140"/>
@@ -10887,82 +10995,82 @@
     </w:lvl>
   </w:abstractNum>
   <w:num w:numId="1" w16cid:durableId="587233084">
-    <w:abstractNumId w:val="18"/>
+    <w:abstractNumId w:val="19"/>
   </w:num>
   <w:num w:numId="2" w16cid:durableId="1792018609">
-    <w:abstractNumId w:val="38"/>
+    <w:abstractNumId w:val="39"/>
   </w:num>
   <w:num w:numId="3" w16cid:durableId="350570120">
-    <w:abstractNumId w:val="6"/>
+    <w:abstractNumId w:val="7"/>
   </w:num>
   <w:num w:numId="4" w16cid:durableId="673843322">
     <w:abstractNumId w:val="1"/>
   </w:num>
   <w:num w:numId="5" w16cid:durableId="135992115">
+    <w:abstractNumId w:val="5"/>
+  </w:num>
+  <w:num w:numId="6" w16cid:durableId="412705909">
     <w:abstractNumId w:val="4"/>
   </w:num>
-  <w:num w:numId="6" w16cid:durableId="412705909">
+  <w:num w:numId="7" w16cid:durableId="580917874">
+    <w:abstractNumId w:val="41"/>
+  </w:num>
+  <w:num w:numId="8" w16cid:durableId="1584023189">
+    <w:abstractNumId w:val="22"/>
+  </w:num>
+  <w:num w:numId="9" w16cid:durableId="610358840">
+    <w:abstractNumId w:val="30"/>
+  </w:num>
+  <w:num w:numId="10" w16cid:durableId="386300047">
+    <w:abstractNumId w:val="10"/>
+  </w:num>
+  <w:num w:numId="11" w16cid:durableId="285938928">
+    <w:abstractNumId w:val="6"/>
+  </w:num>
+  <w:num w:numId="12" w16cid:durableId="616254943">
+    <w:abstractNumId w:val="40"/>
+  </w:num>
+  <w:num w:numId="13" w16cid:durableId="248119777">
+    <w:abstractNumId w:val="12"/>
+  </w:num>
+  <w:num w:numId="14" w16cid:durableId="1946375915">
+    <w:abstractNumId w:val="26"/>
+  </w:num>
+  <w:num w:numId="15" w16cid:durableId="369261240">
+    <w:abstractNumId w:val="16"/>
+  </w:num>
+  <w:num w:numId="16" w16cid:durableId="1760174232">
+    <w:abstractNumId w:val="20"/>
+  </w:num>
+  <w:num w:numId="17" w16cid:durableId="2094352129">
     <w:abstractNumId w:val="3"/>
   </w:num>
-  <w:num w:numId="7" w16cid:durableId="580917874">
-    <w:abstractNumId w:val="40"/>
+  <w:num w:numId="18" w16cid:durableId="1025251085">
+    <w:abstractNumId w:val="36"/>
   </w:num>
-  <w:num w:numId="8" w16cid:durableId="1584023189">
-    <w:abstractNumId w:val="21"/>
+  <w:num w:numId="19" w16cid:durableId="1657415450">
+    <w:abstractNumId w:val="35"/>
   </w:num>
-  <w:num w:numId="9" w16cid:durableId="610358840">
-    <w:abstractNumId w:val="29"/>
+  <w:num w:numId="20" w16cid:durableId="1219972590">
+    <w:abstractNumId w:val="17"/>
   </w:num>
-  <w:num w:numId="10" w16cid:durableId="386300047">
-    <w:abstractNumId w:val="9"/>
+  <w:num w:numId="21" w16cid:durableId="1674381303">
+    <w:abstractNumId w:val="38"/>
   </w:num>
-  <w:num w:numId="11" w16cid:durableId="285938928">
-    <w:abstractNumId w:val="5"/>
+  <w:num w:numId="22" w16cid:durableId="1811824175">
+    <w:abstractNumId w:val="25"/>
   </w:num>
-  <w:num w:numId="12" w16cid:durableId="616254943">
-    <w:abstractNumId w:val="39"/>
+  <w:num w:numId="23" w16cid:durableId="1364792797">
+    <w:abstractNumId w:val="27"/>
   </w:num>
-  <w:num w:numId="13" w16cid:durableId="248119777">
+  <w:num w:numId="24" w16cid:durableId="2081049837">
     <w:abstractNumId w:val="11"/>
   </w:num>
-  <w:num w:numId="14" w16cid:durableId="1946375915">
-    <w:abstractNumId w:val="25"/>
-  </w:num>
-  <w:num w:numId="15" w16cid:durableId="369261240">
-    <w:abstractNumId w:val="15"/>
-  </w:num>
-  <w:num w:numId="16" w16cid:durableId="1760174232">
-    <w:abstractNumId w:val="19"/>
-  </w:num>
-  <w:num w:numId="17" w16cid:durableId="2094352129">
-    <w:abstractNumId w:val="2"/>
-  </w:num>
-  <w:num w:numId="18" w16cid:durableId="1025251085">
-    <w:abstractNumId w:val="35"/>
-  </w:num>
-  <w:num w:numId="19" w16cid:durableId="1657415450">
-    <w:abstractNumId w:val="34"/>
-  </w:num>
-  <w:num w:numId="20" w16cid:durableId="1219972590">
-    <w:abstractNumId w:val="16"/>
-  </w:num>
-  <w:num w:numId="21" w16cid:durableId="1674381303">
-    <w:abstractNumId w:val="37"/>
-  </w:num>
-  <w:num w:numId="22" w16cid:durableId="1811824175">
-    <w:abstractNumId w:val="24"/>
-  </w:num>
-  <w:num w:numId="23" w16cid:durableId="1364792797">
-    <w:abstractNumId w:val="26"/>
-  </w:num>
-  <w:num w:numId="24" w16cid:durableId="2081049837">
-    <w:abstractNumId w:val="10"/>
-  </w:num>
   <w:num w:numId="25" w16cid:durableId="1936739693">
-    <w:abstractNumId w:val="13"/>
+    <w:abstractNumId w:val="14"/>
   </w:num>
   <w:num w:numId="26" w16cid:durableId="1807427904">
-    <w:abstractNumId w:val="18"/>
+    <w:abstractNumId w:val="19"/>
     <w:lvlOverride w:ilvl="0">
       <w:startOverride w:val="1"/>
     </w:lvlOverride>
@@ -10992,28 +11100,28 @@
     </w:lvlOverride>
   </w:num>
   <w:num w:numId="27" w16cid:durableId="547382321">
-    <w:abstractNumId w:val="23"/>
+    <w:abstractNumId w:val="24"/>
   </w:num>
   <w:num w:numId="28" w16cid:durableId="2087998634">
-    <w:abstractNumId w:val="36"/>
+    <w:abstractNumId w:val="37"/>
   </w:num>
   <w:num w:numId="29" w16cid:durableId="1290550484">
-    <w:abstractNumId w:val="17"/>
+    <w:abstractNumId w:val="18"/>
   </w:num>
   <w:num w:numId="30" w16cid:durableId="1564556929">
-    <w:abstractNumId w:val="31"/>
+    <w:abstractNumId w:val="32"/>
   </w:num>
   <w:num w:numId="31" w16cid:durableId="1963228345">
-    <w:abstractNumId w:val="8"/>
+    <w:abstractNumId w:val="9"/>
   </w:num>
   <w:num w:numId="32" w16cid:durableId="703336429">
-    <w:abstractNumId w:val="28"/>
+    <w:abstractNumId w:val="29"/>
   </w:num>
   <w:num w:numId="33" w16cid:durableId="527329854">
     <w:abstractNumId w:val="0"/>
   </w:num>
   <w:num w:numId="34" w16cid:durableId="2031370201">
-    <w:abstractNumId w:val="18"/>
+    <w:abstractNumId w:val="19"/>
     <w:lvlOverride w:ilvl="0">
       <w:startOverride w:val="1"/>
     </w:lvlOverride>
@@ -11043,37 +11151,40 @@
     </w:lvlOverride>
   </w:num>
   <w:num w:numId="35" w16cid:durableId="1183980744">
+    <w:abstractNumId w:val="34"/>
+  </w:num>
+  <w:num w:numId="36" w16cid:durableId="1150095986">
+    <w:abstractNumId w:val="42"/>
+  </w:num>
+  <w:num w:numId="37" w16cid:durableId="402290295">
+    <w:abstractNumId w:val="43"/>
+  </w:num>
+  <w:num w:numId="38" w16cid:durableId="351076752">
     <w:abstractNumId w:val="33"/>
   </w:num>
-  <w:num w:numId="36" w16cid:durableId="1150095986">
-    <w:abstractNumId w:val="41"/>
-  </w:num>
-  <w:num w:numId="37" w16cid:durableId="402290295">
-    <w:abstractNumId w:val="42"/>
-  </w:num>
-  <w:num w:numId="38" w16cid:durableId="351076752">
-    <w:abstractNumId w:val="32"/>
-  </w:num>
   <w:num w:numId="39" w16cid:durableId="690691359">
-    <w:abstractNumId w:val="20"/>
+    <w:abstractNumId w:val="21"/>
   </w:num>
   <w:num w:numId="40" w16cid:durableId="2081518682">
-    <w:abstractNumId w:val="14"/>
+    <w:abstractNumId w:val="15"/>
   </w:num>
   <w:num w:numId="41" w16cid:durableId="908463573">
-    <w:abstractNumId w:val="27"/>
+    <w:abstractNumId w:val="28"/>
   </w:num>
   <w:num w:numId="42" w16cid:durableId="25568023">
-    <w:abstractNumId w:val="12"/>
+    <w:abstractNumId w:val="13"/>
   </w:num>
   <w:num w:numId="43" w16cid:durableId="916287896">
-    <w:abstractNumId w:val="22"/>
+    <w:abstractNumId w:val="23"/>
   </w:num>
   <w:num w:numId="44" w16cid:durableId="22942457">
-    <w:abstractNumId w:val="30"/>
+    <w:abstractNumId w:val="31"/>
   </w:num>
   <w:num w:numId="45" w16cid:durableId="2048946794">
-    <w:abstractNumId w:val="7"/>
+    <w:abstractNumId w:val="8"/>
+  </w:num>
+  <w:num w:numId="46" w16cid:durableId="1195969199">
+    <w:abstractNumId w:val="2"/>
   </w:num>
   <w:numIdMacAtCleanup w:val="8"/>
 </w:numbering>
@@ -12242,6 +12353,17 @@
       </w:tcPr>
     </w:tblStylePr>
   </w:style>
+  <w:style w:type="character" w:styleId="Lienhypertexte">
+    <w:name w:val="Hyperlink"/>
+    <w:basedOn w:val="Policepardfaut"/>
+    <w:uiPriority w:val="99"/>
+    <w:unhideWhenUsed/>
+    <w:rsid w:val="00934519"/>
+    <w:rPr>
+      <w:color w:val="0000FF" w:themeColor="hyperlink"/>
+      <w:u w:val="single"/>
+    </w:rPr>
+  </w:style>
 </w:styles>
 </file>
 
